--- a/Lap11_capture.docx
+++ b/Lap11_capture.docx
@@ -144,8 +144,68 @@
       <w:r>
         <w:t>s ProductController thành công</w:t>
       </w:r>
+      <w:r>
+        <w:br/>
+      </w:r>
+      <w:r>
+        <w:br/>
+      </w:r>
+      <w:r>
+        <w:rPr>
+          <w:noProof/>
+          <w:lang w:eastAsia="vi-VN"/>
+        </w:rPr>
+        <w:lastRenderedPageBreak/>
+        <w:drawing>
+          <wp:inline distT="0" distB="0" distL="0" distR="0" wp14:anchorId="344D6D54" wp14:editId="3D790CE7">
+            <wp:extent cx="5731510" cy="3086100"/>
+            <wp:effectExtent l="0" t="0" r="2540" b="0"/>
+            <wp:docPr id="3" name="Picture 3"/>
+            <wp:cNvGraphicFramePr>
+              <a:graphicFrameLocks xmlns:a="http://schemas.openxmlformats.org/drawingml/2006/main" noChangeAspect="1"/>
+            </wp:cNvGraphicFramePr>
+            <a:graphic xmlns:a="http://schemas.openxmlformats.org/drawingml/2006/main">
+              <a:graphicData uri="http://schemas.openxmlformats.org/drawingml/2006/picture">
+                <pic:pic xmlns:pic="http://schemas.openxmlformats.org/drawingml/2006/picture">
+                  <pic:nvPicPr>
+                    <pic:cNvPr id="1" name=""/>
+                    <pic:cNvPicPr/>
+                  </pic:nvPicPr>
+                  <pic:blipFill>
+                    <a:blip r:embed="rId6"/>
+                    <a:stretch>
+                      <a:fillRect/>
+                    </a:stretch>
+                  </pic:blipFill>
+                  <pic:spPr>
+                    <a:xfrm>
+                      <a:off x="0" y="0"/>
+                      <a:ext cx="5731510" cy="3086100"/>
+                    </a:xfrm>
+                    <a:prstGeom prst="rect">
+                      <a:avLst/>
+                    </a:prstGeom>
+                  </pic:spPr>
+                </pic:pic>
+              </a:graphicData>
+            </a:graphic>
+          </wp:inline>
+        </w:drawing>
+      </w:r>
+      <w:r>
+        <w:br/>
+      </w:r>
+      <w:r>
+        <w:br/>
+      </w:r>
       <w:bookmarkStart w:id="0" w:name="_GoBack"/>
       <w:bookmarkEnd w:id="0"/>
+      <w:r>
+        <w:t>Hình 3: Kiểm tra cấu hình Namespace và Autoload hoạt động ổn định khi truy cậ</w:t>
+      </w:r>
+      <w:r>
+        <w:t>p qua area=admin</w:t>
+      </w:r>
     </w:p>
     <w:sectPr>
       <w:pgSz w:w="11906" w:h="16838"/>

--- a/Lap11_capture.docx
+++ b/Lap11_capture.docx
@@ -198,14 +198,258 @@
       <w:r>
         <w:br/>
       </w:r>
+      <w:r>
+        <w:t>Hình 3: Kiểm tra cấu hình Namespace và Autoload hoạt động ổn định khi truy cậ</w:t>
+      </w:r>
+      <w:r>
+        <w:t>p qua area=admin</w:t>
+      </w:r>
+      <w:r>
+        <w:br/>
+      </w:r>
+      <w:r>
+        <w:br/>
+      </w:r>
+      <w:r>
+        <w:rPr>
+          <w:noProof/>
+          <w:lang w:eastAsia="vi-VN"/>
+        </w:rPr>
+        <w:drawing>
+          <wp:inline distT="0" distB="0" distL="0" distR="0" wp14:anchorId="3BA9AEB8" wp14:editId="08A7718A">
+            <wp:extent cx="5731510" cy="3084195"/>
+            <wp:effectExtent l="0" t="0" r="2540" b="1905"/>
+            <wp:docPr id="4" name="Picture 4"/>
+            <wp:cNvGraphicFramePr>
+              <a:graphicFrameLocks xmlns:a="http://schemas.openxmlformats.org/drawingml/2006/main" noChangeAspect="1"/>
+            </wp:cNvGraphicFramePr>
+            <a:graphic xmlns:a="http://schemas.openxmlformats.org/drawingml/2006/main">
+              <a:graphicData uri="http://schemas.openxmlformats.org/drawingml/2006/picture">
+                <pic:pic xmlns:pic="http://schemas.openxmlformats.org/drawingml/2006/picture">
+                  <pic:nvPicPr>
+                    <pic:cNvPr id="1" name=""/>
+                    <pic:cNvPicPr/>
+                  </pic:nvPicPr>
+                  <pic:blipFill>
+                    <a:blip r:embed="rId7"/>
+                    <a:stretch>
+                      <a:fillRect/>
+                    </a:stretch>
+                  </pic:blipFill>
+                  <pic:spPr>
+                    <a:xfrm>
+                      <a:off x="0" y="0"/>
+                      <a:ext cx="5731510" cy="3084195"/>
+                    </a:xfrm>
+                    <a:prstGeom prst="rect">
+                      <a:avLst/>
+                    </a:prstGeom>
+                  </pic:spPr>
+                </pic:pic>
+              </a:graphicData>
+            </a:graphic>
+          </wp:inline>
+        </w:drawing>
+      </w:r>
+      <w:r>
+        <w:br/>
+      </w:r>
+      <w:r>
+        <w:br/>
+      </w:r>
+      <w:r>
+        <w:t>Hình 4: Kiểm tra nhập sai tài khoản/mật khẩu, hệ thống hiển thị thông báo lỗi chính xác.</w:t>
+      </w:r>
+      <w:r>
+        <w:br/>
+      </w:r>
+      <w:r>
+        <w:br/>
+      </w:r>
+      <w:r>
+        <w:rPr>
+          <w:noProof/>
+          <w:lang w:eastAsia="vi-VN"/>
+        </w:rPr>
+        <w:lastRenderedPageBreak/>
+        <w:drawing>
+          <wp:inline distT="0" distB="0" distL="0" distR="0" wp14:anchorId="2B641796" wp14:editId="455BCCF6">
+            <wp:extent cx="5731510" cy="3138170"/>
+            <wp:effectExtent l="0" t="0" r="2540" b="5080"/>
+            <wp:docPr id="5" name="Picture 5"/>
+            <wp:cNvGraphicFramePr>
+              <a:graphicFrameLocks xmlns:a="http://schemas.openxmlformats.org/drawingml/2006/main" noChangeAspect="1"/>
+            </wp:cNvGraphicFramePr>
+            <a:graphic xmlns:a="http://schemas.openxmlformats.org/drawingml/2006/main">
+              <a:graphicData uri="http://schemas.openxmlformats.org/drawingml/2006/picture">
+                <pic:pic xmlns:pic="http://schemas.openxmlformats.org/drawingml/2006/picture">
+                  <pic:nvPicPr>
+                    <pic:cNvPr id="1" name=""/>
+                    <pic:cNvPicPr/>
+                  </pic:nvPicPr>
+                  <pic:blipFill>
+                    <a:blip r:embed="rId8"/>
+                    <a:stretch>
+                      <a:fillRect/>
+                    </a:stretch>
+                  </pic:blipFill>
+                  <pic:spPr>
+                    <a:xfrm>
+                      <a:off x="0" y="0"/>
+                      <a:ext cx="5731510" cy="3138170"/>
+                    </a:xfrm>
+                    <a:prstGeom prst="rect">
+                      <a:avLst/>
+                    </a:prstGeom>
+                  </pic:spPr>
+                </pic:pic>
+              </a:graphicData>
+            </a:graphic>
+          </wp:inline>
+        </w:drawing>
+      </w:r>
+      <w:r>
+        <w:br/>
+      </w:r>
+      <w:r>
+        <w:br/>
+      </w:r>
+      <w:r>
+        <w:br/>
+      </w:r>
+      <w:r>
+        <w:t>Hình 5: Đăng nhập thành công, hệ thống điều hướng vào trang quả</w:t>
+      </w:r>
+      <w:r>
+        <w:t>n lý bên trong</w:t>
+      </w:r>
+      <w:r>
+        <w:br/>
+      </w:r>
+      <w:r>
+        <w:br/>
+      </w:r>
+      <w:r>
+        <w:rPr>
+          <w:noProof/>
+          <w:lang w:eastAsia="vi-VN"/>
+        </w:rPr>
+        <w:drawing>
+          <wp:inline distT="0" distB="0" distL="0" distR="0" wp14:anchorId="0B8DD362" wp14:editId="138912E6">
+            <wp:extent cx="5731510" cy="3220720"/>
+            <wp:effectExtent l="0" t="0" r="2540" b="0"/>
+            <wp:docPr id="6" name="Picture 6"/>
+            <wp:cNvGraphicFramePr>
+              <a:graphicFrameLocks xmlns:a="http://schemas.openxmlformats.org/drawingml/2006/main" noChangeAspect="1"/>
+            </wp:cNvGraphicFramePr>
+            <a:graphic xmlns:a="http://schemas.openxmlformats.org/drawingml/2006/main">
+              <a:graphicData uri="http://schemas.openxmlformats.org/drawingml/2006/picture">
+                <pic:pic xmlns:pic="http://schemas.openxmlformats.org/drawingml/2006/picture">
+                  <pic:nvPicPr>
+                    <pic:cNvPr id="1" name=""/>
+                    <pic:cNvPicPr/>
+                  </pic:nvPicPr>
+                  <pic:blipFill>
+                    <a:blip r:embed="rId9"/>
+                    <a:stretch>
+                      <a:fillRect/>
+                    </a:stretch>
+                  </pic:blipFill>
+                  <pic:spPr>
+                    <a:xfrm>
+                      <a:off x="0" y="0"/>
+                      <a:ext cx="5731510" cy="3220720"/>
+                    </a:xfrm>
+                    <a:prstGeom prst="rect">
+                      <a:avLst/>
+                    </a:prstGeom>
+                  </pic:spPr>
+                </pic:pic>
+              </a:graphicData>
+            </a:graphic>
+          </wp:inline>
+        </w:drawing>
+      </w:r>
+      <w:r>
+        <w:br/>
+      </w:r>
+      <w:r>
+        <w:br/>
+      </w:r>
+      <w:r>
+        <w:t>Hình 6: Kiểm tra chức năng Đăng xuất thành công, hệ thống tự động hủy Session và chuyển về</w:t>
+      </w:r>
+      <w:r>
+        <w:t xml:space="preserve"> trang Login</w:t>
+      </w:r>
+      <w:r>
+        <w:br/>
+      </w:r>
+      <w:r>
+        <w:br/>
+      </w:r>
+      <w:r>
+        <w:rPr>
+          <w:noProof/>
+          <w:lang w:eastAsia="vi-VN"/>
+        </w:rPr>
+        <w:lastRenderedPageBreak/>
+        <w:drawing>
+          <wp:inline distT="0" distB="0" distL="0" distR="0" wp14:anchorId="3CB16A03" wp14:editId="40E70A7D">
+            <wp:extent cx="5731510" cy="3534410"/>
+            <wp:effectExtent l="0" t="0" r="2540" b="8890"/>
+            <wp:docPr id="7" name="Picture 7"/>
+            <wp:cNvGraphicFramePr>
+              <a:graphicFrameLocks xmlns:a="http://schemas.openxmlformats.org/drawingml/2006/main" noChangeAspect="1"/>
+            </wp:cNvGraphicFramePr>
+            <a:graphic xmlns:a="http://schemas.openxmlformats.org/drawingml/2006/main">
+              <a:graphicData uri="http://schemas.openxmlformats.org/drawingml/2006/picture">
+                <pic:pic xmlns:pic="http://schemas.openxmlformats.org/drawingml/2006/picture">
+                  <pic:nvPicPr>
+                    <pic:cNvPr id="1" name=""/>
+                    <pic:cNvPicPr/>
+                  </pic:nvPicPr>
+                  <pic:blipFill>
+                    <a:blip r:embed="rId10"/>
+                    <a:stretch>
+                      <a:fillRect/>
+                    </a:stretch>
+                  </pic:blipFill>
+                  <pic:spPr>
+                    <a:xfrm>
+                      <a:off x="0" y="0"/>
+                      <a:ext cx="5731510" cy="3534410"/>
+                    </a:xfrm>
+                    <a:prstGeom prst="rect">
+                      <a:avLst/>
+                    </a:prstGeom>
+                  </pic:spPr>
+                </pic:pic>
+              </a:graphicData>
+            </a:graphic>
+          </wp:inline>
+        </w:drawing>
+      </w:r>
+      <w:r>
+        <w:br/>
+      </w:r>
+      <w:r>
+        <w:br/>
+      </w:r>
+      <w:r>
+        <w:t>Hình 7: Kiểm tra AuthMiddleware, cố tình truy cập trực tiếp trang quản lý khi chưa đăng nhập sẽ bị đẩy về</w:t>
+      </w:r>
+      <w:r>
+        <w:t xml:space="preserve"> trang Login</w:t>
+      </w:r>
+      <w:r>
+        <w:br/>
+      </w:r>
+      <w:r>
+        <w:br/>
+      </w:r>
       <w:bookmarkStart w:id="0" w:name="_GoBack"/>
       <w:bookmarkEnd w:id="0"/>
-      <w:r>
-        <w:t>Hình 3: Kiểm tra cấu hình Namespace và Autoload hoạt động ổn định khi truy cậ</w:t>
-      </w:r>
-      <w:r>
-        <w:t>p qua area=admin</w:t>
-      </w:r>
     </w:p>
     <w:sectPr>
       <w:pgSz w:w="11906" w:h="16838"/>

--- a/Lap11_capture.docx
+++ b/Lap11_capture.docx
@@ -445,8 +445,459 @@
       <w:r>
         <w:br/>
       </w:r>
-      <w:r>
-        <w:br/>
+    </w:p>
+    <w:p>
+      <w:pPr>
+        <w:jc w:val="center"/>
+      </w:pPr>
+      <w:r>
+        <w:rPr>
+          <w:noProof/>
+          <w:lang w:eastAsia="vi-VN"/>
+        </w:rPr>
+        <w:br/>
+      </w:r>
+      <w:r>
+        <w:rPr>
+          <w:noProof/>
+          <w:lang w:eastAsia="vi-VN"/>
+        </w:rPr>
+        <w:drawing>
+          <wp:inline distT="0" distB="0" distL="0" distR="0" wp14:anchorId="7CFD1712" wp14:editId="06059EAD">
+            <wp:extent cx="5731510" cy="2947035"/>
+            <wp:effectExtent l="0" t="0" r="2540" b="5715"/>
+            <wp:docPr id="8" name="Picture 8"/>
+            <wp:cNvGraphicFramePr>
+              <a:graphicFrameLocks xmlns:a="http://schemas.openxmlformats.org/drawingml/2006/main" noChangeAspect="1"/>
+            </wp:cNvGraphicFramePr>
+            <a:graphic xmlns:a="http://schemas.openxmlformats.org/drawingml/2006/main">
+              <a:graphicData uri="http://schemas.openxmlformats.org/drawingml/2006/picture">
+                <pic:pic xmlns:pic="http://schemas.openxmlformats.org/drawingml/2006/picture">
+                  <pic:nvPicPr>
+                    <pic:cNvPr id="1" name=""/>
+                    <pic:cNvPicPr/>
+                  </pic:nvPicPr>
+                  <pic:blipFill>
+                    <a:blip r:embed="rId11"/>
+                    <a:stretch>
+                      <a:fillRect/>
+                    </a:stretch>
+                  </pic:blipFill>
+                  <pic:spPr>
+                    <a:xfrm>
+                      <a:off x="0" y="0"/>
+                      <a:ext cx="5731510" cy="2947035"/>
+                    </a:xfrm>
+                    <a:prstGeom prst="rect">
+                      <a:avLst/>
+                    </a:prstGeom>
+                  </pic:spPr>
+                </pic:pic>
+              </a:graphicData>
+            </a:graphic>
+          </wp:inline>
+        </w:drawing>
+      </w:r>
+      <w:r>
+        <w:br/>
+      </w:r>
+      <w:r>
+        <w:t>Hình 8: Kiểm tra tính năng Logout, hệ thống hủy session và điều hướng về lại trang Login.</w:t>
+      </w:r>
+      <w:r>
+        <w:br/>
+      </w:r>
+      <w:r>
+        <w:br/>
+      </w:r>
+      <w:r>
+        <w:rPr>
+          <w:noProof/>
+          <w:lang w:eastAsia="vi-VN"/>
+        </w:rPr>
+        <w:lastRenderedPageBreak/>
+        <w:drawing>
+          <wp:inline distT="0" distB="0" distL="0" distR="0" wp14:anchorId="70414349" wp14:editId="14B72611">
+            <wp:extent cx="5731510" cy="2947035"/>
+            <wp:effectExtent l="0" t="0" r="2540" b="5715"/>
+            <wp:docPr id="9" name="Picture 9"/>
+            <wp:cNvGraphicFramePr>
+              <a:graphicFrameLocks xmlns:a="http://schemas.openxmlformats.org/drawingml/2006/main" noChangeAspect="1"/>
+            </wp:cNvGraphicFramePr>
+            <a:graphic xmlns:a="http://schemas.openxmlformats.org/drawingml/2006/main">
+              <a:graphicData uri="http://schemas.openxmlformats.org/drawingml/2006/picture">
+                <pic:pic xmlns:pic="http://schemas.openxmlformats.org/drawingml/2006/picture">
+                  <pic:nvPicPr>
+                    <pic:cNvPr id="1" name=""/>
+                    <pic:cNvPicPr/>
+                  </pic:nvPicPr>
+                  <pic:blipFill>
+                    <a:blip r:embed="rId11"/>
+                    <a:stretch>
+                      <a:fillRect/>
+                    </a:stretch>
+                  </pic:blipFill>
+                  <pic:spPr>
+                    <a:xfrm>
+                      <a:off x="0" y="0"/>
+                      <a:ext cx="5731510" cy="2947035"/>
+                    </a:xfrm>
+                    <a:prstGeom prst="rect">
+                      <a:avLst/>
+                    </a:prstGeom>
+                  </pic:spPr>
+                </pic:pic>
+              </a:graphicData>
+            </a:graphic>
+          </wp:inline>
+        </w:drawing>
+      </w:r>
+      <w:r>
+        <w:br/>
+      </w:r>
+      <w:r>
+        <w:t>Hình 9: Kiểm tra file .htaccess, truy cập thành công trang Login bằng Friendly URL ngắn gọ</w:t>
+      </w:r>
+      <w:r>
+        <w:t>n</w:t>
+      </w:r>
+      <w:r>
+        <w:br/>
+      </w:r>
+      <w:r>
+        <w:br/>
+      </w:r>
+      <w:r>
+        <w:rPr>
+          <w:noProof/>
+          <w:lang w:eastAsia="vi-VN"/>
+        </w:rPr>
+        <w:drawing>
+          <wp:inline distT="0" distB="0" distL="0" distR="0" wp14:anchorId="133194FA" wp14:editId="63815EB2">
+            <wp:extent cx="5731510" cy="3413125"/>
+            <wp:effectExtent l="0" t="0" r="2540" b="0"/>
+            <wp:docPr id="10" name="Picture 10"/>
+            <wp:cNvGraphicFramePr>
+              <a:graphicFrameLocks xmlns:a="http://schemas.openxmlformats.org/drawingml/2006/main" noChangeAspect="1"/>
+            </wp:cNvGraphicFramePr>
+            <a:graphic xmlns:a="http://schemas.openxmlformats.org/drawingml/2006/main">
+              <a:graphicData uri="http://schemas.openxmlformats.org/drawingml/2006/picture">
+                <pic:pic xmlns:pic="http://schemas.openxmlformats.org/drawingml/2006/picture">
+                  <pic:nvPicPr>
+                    <pic:cNvPr id="1" name=""/>
+                    <pic:cNvPicPr/>
+                  </pic:nvPicPr>
+                  <pic:blipFill>
+                    <a:blip r:embed="rId12"/>
+                    <a:stretch>
+                      <a:fillRect/>
+                    </a:stretch>
+                  </pic:blipFill>
+                  <pic:spPr>
+                    <a:xfrm>
+                      <a:off x="0" y="0"/>
+                      <a:ext cx="5731510" cy="3413125"/>
+                    </a:xfrm>
+                    <a:prstGeom prst="rect">
+                      <a:avLst/>
+                    </a:prstGeom>
+                  </pic:spPr>
+                </pic:pic>
+              </a:graphicData>
+            </a:graphic>
+          </wp:inline>
+        </w:drawing>
+      </w:r>
+      <w:r>
+        <w:br/>
+      </w:r>
+      <w:r>
+        <w:t>Hình 10: Kiểm tra Rewrite URL, truy cập trang quản lý Sản phẩm thông qua đường dẫn thân thiệ</w:t>
+      </w:r>
+      <w:r>
+        <w:t>n</w:t>
+      </w:r>
+      <w:r>
+        <w:br/>
+      </w:r>
+      <w:r>
+        <w:br/>
+      </w:r>
+      <w:r>
+        <w:rPr>
+          <w:noProof/>
+          <w:lang w:eastAsia="vi-VN"/>
+        </w:rPr>
+        <w:lastRenderedPageBreak/>
+        <w:drawing>
+          <wp:inline distT="0" distB="0" distL="0" distR="0" wp14:anchorId="53EB69B6" wp14:editId="721D751A">
+            <wp:extent cx="5731510" cy="2950210"/>
+            <wp:effectExtent l="0" t="0" r="2540" b="2540"/>
+            <wp:docPr id="11" name="Picture 11"/>
+            <wp:cNvGraphicFramePr>
+              <a:graphicFrameLocks xmlns:a="http://schemas.openxmlformats.org/drawingml/2006/main" noChangeAspect="1"/>
+            </wp:cNvGraphicFramePr>
+            <a:graphic xmlns:a="http://schemas.openxmlformats.org/drawingml/2006/main">
+              <a:graphicData uri="http://schemas.openxmlformats.org/drawingml/2006/picture">
+                <pic:pic xmlns:pic="http://schemas.openxmlformats.org/drawingml/2006/picture">
+                  <pic:nvPicPr>
+                    <pic:cNvPr id="1" name=""/>
+                    <pic:cNvPicPr/>
+                  </pic:nvPicPr>
+                  <pic:blipFill>
+                    <a:blip r:embed="rId13"/>
+                    <a:stretch>
+                      <a:fillRect/>
+                    </a:stretch>
+                  </pic:blipFill>
+                  <pic:spPr>
+                    <a:xfrm>
+                      <a:off x="0" y="0"/>
+                      <a:ext cx="5731510" cy="2950210"/>
+                    </a:xfrm>
+                    <a:prstGeom prst="rect">
+                      <a:avLst/>
+                    </a:prstGeom>
+                  </pic:spPr>
+                </pic:pic>
+              </a:graphicData>
+            </a:graphic>
+          </wp:inline>
+        </w:drawing>
+      </w:r>
+      <w:r>
+        <w:br/>
+      </w:r>
+      <w:r>
+        <w:t>Hình 11: Kiểm tra CRUD, xem Chi tiết Sản phẩm thông qua Controller bằ</w:t>
+      </w:r>
+      <w:r>
+        <w:t>ng Friendly URL</w:t>
+      </w:r>
+      <w:r>
+        <w:br/>
+      </w:r>
+      <w:r>
+        <w:br/>
+      </w:r>
+      <w:r>
+        <w:rPr>
+          <w:noProof/>
+          <w:lang w:eastAsia="vi-VN"/>
+        </w:rPr>
+        <w:drawing>
+          <wp:inline distT="0" distB="0" distL="0" distR="0" wp14:anchorId="303D7770" wp14:editId="1EEE84CA">
+            <wp:extent cx="5731510" cy="3221355"/>
+            <wp:effectExtent l="0" t="0" r="2540" b="0"/>
+            <wp:docPr id="12" name="Picture 12"/>
+            <wp:cNvGraphicFramePr>
+              <a:graphicFrameLocks xmlns:a="http://schemas.openxmlformats.org/drawingml/2006/main" noChangeAspect="1"/>
+            </wp:cNvGraphicFramePr>
+            <a:graphic xmlns:a="http://schemas.openxmlformats.org/drawingml/2006/main">
+              <a:graphicData uri="http://schemas.openxmlformats.org/drawingml/2006/picture">
+                <pic:pic xmlns:pic="http://schemas.openxmlformats.org/drawingml/2006/picture">
+                  <pic:nvPicPr>
+                    <pic:cNvPr id="1" name=""/>
+                    <pic:cNvPicPr/>
+                  </pic:nvPicPr>
+                  <pic:blipFill>
+                    <a:blip r:embed="rId14"/>
+                    <a:stretch>
+                      <a:fillRect/>
+                    </a:stretch>
+                  </pic:blipFill>
+                  <pic:spPr>
+                    <a:xfrm>
+                      <a:off x="0" y="0"/>
+                      <a:ext cx="5731510" cy="3221355"/>
+                    </a:xfrm>
+                    <a:prstGeom prst="rect">
+                      <a:avLst/>
+                    </a:prstGeom>
+                  </pic:spPr>
+                </pic:pic>
+              </a:graphicData>
+            </a:graphic>
+          </wp:inline>
+        </w:drawing>
+      </w:r>
+      <w:r>
+        <w:br/>
+      </w:r>
+      <w:r>
+        <w:br/>
+      </w:r>
+      <w:r>
+        <w:t>Hình 12: Kiểm tra CRUD, form Thêm/Sửa dữ liệu đã được đưa vào Controller.</w:t>
+      </w:r>
+      <w:r>
+        <w:br/>
+      </w:r>
+      <w:r>
+        <w:br/>
+      </w:r>
+      <w:r>
+        <w:rPr>
+          <w:noProof/>
+          <w:lang w:eastAsia="vi-VN"/>
+        </w:rPr>
+        <w:lastRenderedPageBreak/>
+        <w:drawing>
+          <wp:inline distT="0" distB="0" distL="0" distR="0" wp14:anchorId="477CAD7F" wp14:editId="3FDD9262">
+            <wp:extent cx="3390900" cy="6067425"/>
+            <wp:effectExtent l="0" t="0" r="0" b="9525"/>
+            <wp:docPr id="13" name="Picture 13"/>
+            <wp:cNvGraphicFramePr>
+              <a:graphicFrameLocks xmlns:a="http://schemas.openxmlformats.org/drawingml/2006/main" noChangeAspect="1"/>
+            </wp:cNvGraphicFramePr>
+            <a:graphic xmlns:a="http://schemas.openxmlformats.org/drawingml/2006/main">
+              <a:graphicData uri="http://schemas.openxmlformats.org/drawingml/2006/picture">
+                <pic:pic xmlns:pic="http://schemas.openxmlformats.org/drawingml/2006/picture">
+                  <pic:nvPicPr>
+                    <pic:cNvPr id="1" name=""/>
+                    <pic:cNvPicPr/>
+                  </pic:nvPicPr>
+                  <pic:blipFill>
+                    <a:blip r:embed="rId15"/>
+                    <a:stretch>
+                      <a:fillRect/>
+                    </a:stretch>
+                  </pic:blipFill>
+                  <pic:spPr>
+                    <a:xfrm>
+                      <a:off x="0" y="0"/>
+                      <a:ext cx="3390900" cy="6067425"/>
+                    </a:xfrm>
+                    <a:prstGeom prst="rect">
+                      <a:avLst/>
+                    </a:prstGeom>
+                  </pic:spPr>
+                </pic:pic>
+              </a:graphicData>
+            </a:graphic>
+          </wp:inline>
+        </w:drawing>
+      </w:r>
+      <w:r>
+        <w:br/>
+      </w:r>
+      <w:r>
+        <w:br/>
+      </w:r>
+      <w:r>
+        <w:rPr>
+          <w:noProof/>
+          <w:lang w:eastAsia="vi-VN"/>
+        </w:rPr>
+        <w:lastRenderedPageBreak/>
+        <w:drawing>
+          <wp:inline distT="0" distB="0" distL="0" distR="0" wp14:anchorId="015D4471" wp14:editId="062B3607">
+            <wp:extent cx="3219450" cy="5867400"/>
+            <wp:effectExtent l="0" t="0" r="0" b="0"/>
+            <wp:docPr id="14" name="Picture 14"/>
+            <wp:cNvGraphicFramePr>
+              <a:graphicFrameLocks xmlns:a="http://schemas.openxmlformats.org/drawingml/2006/main" noChangeAspect="1"/>
+            </wp:cNvGraphicFramePr>
+            <a:graphic xmlns:a="http://schemas.openxmlformats.org/drawingml/2006/main">
+              <a:graphicData uri="http://schemas.openxmlformats.org/drawingml/2006/picture">
+                <pic:pic xmlns:pic="http://schemas.openxmlformats.org/drawingml/2006/picture">
+                  <pic:nvPicPr>
+                    <pic:cNvPr id="1" name=""/>
+                    <pic:cNvPicPr/>
+                  </pic:nvPicPr>
+                  <pic:blipFill>
+                    <a:blip r:embed="rId16"/>
+                    <a:stretch>
+                      <a:fillRect/>
+                    </a:stretch>
+                  </pic:blipFill>
+                  <pic:spPr>
+                    <a:xfrm>
+                      <a:off x="0" y="0"/>
+                      <a:ext cx="3219450" cy="5867400"/>
+                    </a:xfrm>
+                    <a:prstGeom prst="rect">
+                      <a:avLst/>
+                    </a:prstGeom>
+                  </pic:spPr>
+                </pic:pic>
+              </a:graphicData>
+            </a:graphic>
+          </wp:inline>
+        </w:drawing>
+      </w:r>
+      <w:r>
+        <w:br/>
+      </w:r>
+      <w:r>
+        <w:t>Hình 13: Tổ chức lại cấu trúc thư mục, chuẩ</w:t>
+      </w:r>
+      <w:r>
+        <w:t>n hóa mô hình MVC</w:t>
+      </w:r>
+      <w:r>
+        <w:br/>
+      </w:r>
+      <w:r>
+        <w:lastRenderedPageBreak/>
+        <w:br/>
+      </w:r>
+      <w:r>
+        <w:rPr>
+          <w:noProof/>
+          <w:lang w:eastAsia="vi-VN"/>
+        </w:rPr>
+        <w:drawing>
+          <wp:inline distT="0" distB="0" distL="0" distR="0" wp14:anchorId="04F69738" wp14:editId="6CA168C2">
+            <wp:extent cx="5731510" cy="3056255"/>
+            <wp:effectExtent l="0" t="0" r="2540" b="0"/>
+            <wp:docPr id="15" name="Picture 15"/>
+            <wp:cNvGraphicFramePr>
+              <a:graphicFrameLocks xmlns:a="http://schemas.openxmlformats.org/drawingml/2006/main" noChangeAspect="1"/>
+            </wp:cNvGraphicFramePr>
+            <a:graphic xmlns:a="http://schemas.openxmlformats.org/drawingml/2006/main">
+              <a:graphicData uri="http://schemas.openxmlformats.org/drawingml/2006/picture">
+                <pic:pic xmlns:pic="http://schemas.openxmlformats.org/drawingml/2006/picture">
+                  <pic:nvPicPr>
+                    <pic:cNvPr id="1" name=""/>
+                    <pic:cNvPicPr/>
+                  </pic:nvPicPr>
+                  <pic:blipFill>
+                    <a:blip r:embed="rId17"/>
+                    <a:stretch>
+                      <a:fillRect/>
+                    </a:stretch>
+                  </pic:blipFill>
+                  <pic:spPr>
+                    <a:xfrm>
+                      <a:off x="0" y="0"/>
+                      <a:ext cx="5731510" cy="3056255"/>
+                    </a:xfrm>
+                    <a:prstGeom prst="rect">
+                      <a:avLst/>
+                    </a:prstGeom>
+                  </pic:spPr>
+                </pic:pic>
+              </a:graphicData>
+            </a:graphic>
+          </wp:inline>
+        </w:drawing>
+      </w:r>
+    </w:p>
+    <w:p>
+      <w:pPr>
+        <w:jc w:val="center"/>
+      </w:pPr>
+    </w:p>
+    <w:p>
+      <w:pPr>
+        <w:jc w:val="center"/>
+      </w:pPr>
+      <w:r>
+        <w:t>Hình 14: Hoàn thành đẩy source code lên Github với các thông điệp commit đúng yêu cầ</w:t>
+      </w:r>
+      <w:r>
+        <w:t>u</w:t>
       </w:r>
       <w:bookmarkStart w:id="0" w:name="_GoBack"/>
       <w:bookmarkEnd w:id="0"/>
